--- a/fixtures/generated/docx/tracked-changes.python-docx.docx
+++ b/fixtures/generated/docx/tracked-changes.python-docx.docx
@@ -133,6 +133,16 @@
         </w:r>
       </w:ins>
     </w:p>
+    <w:p>
+      <w:pPr>
+        <w:rPr>
+          <w:del w:id="114" w:author="Fixture Author" w:date="2026-01-15T10:00:00Z"/>
+        </w:rPr>
+      </w:pPr>
+      <w:r>
+        <w:t xml:space="preserve">A paragraph whose mark was deleted, right before a table.</w:t>
+      </w:r>
+    </w:p>
     <w:tbl>
       <w:tblPr>
         <w:tblStyle w:val="TableGrid"/>
@@ -152,12 +162,12 @@
             <w:r>
               <w:t xml:space="preserve">Cell </w:t>
             </w:r>
-            <w:del w:id="114" w:author="Fixture Author" w:date="2026-01-15T10:00:00Z">
+            <w:del w:id="115" w:author="Fixture Author" w:date="2026-01-15T10:00:00Z">
               <w:r>
                 <w:delText xml:space="preserve">stale</w:delText>
               </w:r>
             </w:del>
-            <w:ins w:id="115" w:author="Fixture Author" w:date="2026-01-15T10:00:00Z">
+            <w:ins w:id="116" w:author="Fixture Author" w:date="2026-01-15T10:00:00Z">
               <w:r>
                 <w:t xml:space="preserve">fresh</w:t>
               </w:r>
